--- a/btth2.docx
+++ b/btth2.docx
@@ -326,7 +326,14 @@
                 <w:i/>
                 <w:iCs/>
               </w:rPr>
-              <w:t>3.3 Performance</w:t>
+              <w:t xml:space="preserve">3.3 </w:t>
+            </w:r>
+            <w:r>
+              <w:rPr>
+                <w:i/>
+                <w:iCs/>
+              </w:rPr>
+              <w:t>Non</w:t>
             </w:r>
             <w:r>
               <w:rPr>
@@ -337,11 +344,7 @@
               <w:t xml:space="preserve"> </w:t>
             </w:r>
             <w:r>
-              <w:rPr>
-                <w:i/>
-                <w:iCs/>
-              </w:rPr>
-              <w:t>Requirements</w:t>
+              <w:t>Functional Requirements</w:t>
             </w:r>
           </w:p>
         </w:tc>
@@ -517,7 +520,25 @@
                 <w:i/>
                 <w:iCs/>
               </w:rPr>
-              <w:t>3.5 Design Constraints</w:t>
+              <w:t xml:space="preserve">3.3 </w:t>
+            </w:r>
+            <w:r>
+              <w:rPr>
+                <w:i/>
+                <w:iCs/>
+              </w:rPr>
+              <w:t>Non</w:t>
+            </w:r>
+            <w:r>
+              <w:rPr>
+                <w:i/>
+                <w:iCs/>
+                <w:lang w:val="vi-VN"/>
+              </w:rPr>
+              <w:t xml:space="preserve"> </w:t>
+            </w:r>
+            <w:r>
+              <w:t>Functional Requirements</w:t>
             </w:r>
           </w:p>
         </w:tc>
@@ -605,7 +626,25 @@
                 <w:i/>
                 <w:iCs/>
               </w:rPr>
-              <w:t>3.5 Software System Attributes (Security)</w:t>
+              <w:t xml:space="preserve">3.3 </w:t>
+            </w:r>
+            <w:r>
+              <w:rPr>
+                <w:i/>
+                <w:iCs/>
+              </w:rPr>
+              <w:t>Non</w:t>
+            </w:r>
+            <w:r>
+              <w:rPr>
+                <w:i/>
+                <w:iCs/>
+                <w:lang w:val="vi-VN"/>
+              </w:rPr>
+              <w:t xml:space="preserve"> </w:t>
+            </w:r>
+            <w:r>
+              <w:t>Functional Requirements</w:t>
             </w:r>
           </w:p>
         </w:tc>
@@ -826,11 +865,7 @@
               </w:rPr>
             </w:pPr>
             <w:r>
-              <w:rPr>
-                <w:i/>
-                <w:iCs/>
-              </w:rPr>
-              <w:t>2.2 Product Functions</w:t>
+              <w:t>3.2 Functional Requirements</w:t>
             </w:r>
           </w:p>
         </w:tc>
@@ -919,7 +954,7 @@
               </w:rPr>
             </w:pPr>
             <w:r>
-              <w:t>3.4 Logical Database Requirements</w:t>
+              <w:t>3.2 Functional Requirements</w:t>
             </w:r>
           </w:p>
         </w:tc>
@@ -1020,7 +1055,6 @@
           <w:b/>
           <w:bCs/>
         </w:rPr>
-        <w:lastRenderedPageBreak/>
         <w:t xml:space="preserve">Bước </w:t>
       </w:r>
       <w:r>
@@ -1962,6 +1996,7 @@
   <w:style w:type="character" w:default="1" w:styleId="Phngmcinhcuaoanvn">
     <w:name w:val="Default Paragraph Font"/>
     <w:uiPriority w:val="1"/>
+    <w:semiHidden/>
     <w:unhideWhenUsed/>
   </w:style>
   <w:style w:type="table" w:default="1" w:styleId="BangThngthng">

--- a/btth2.docx
+++ b/btth2.docx
@@ -865,7 +865,7 @@
               </w:rPr>
             </w:pPr>
             <w:r>
-              <w:t>3.2 Functional Requirements</w:t>
+              <w:t>2.2 Product Function</w:t>
             </w:r>
           </w:p>
         </w:tc>
@@ -954,7 +954,7 @@
               </w:rPr>
             </w:pPr>
             <w:r>
-              <w:t>3.2 Functional Requirements</w:t>
+              <w:t>3.4 Logical Database Requirements</w:t>
             </w:r>
           </w:p>
         </w:tc>
@@ -1996,7 +1996,6 @@
   <w:style w:type="character" w:default="1" w:styleId="Phngmcinhcuaoanvn">
     <w:name w:val="Default Paragraph Font"/>
     <w:uiPriority w:val="1"/>
-    <w:semiHidden/>
     <w:unhideWhenUsed/>
   </w:style>
   <w:style w:type="table" w:default="1" w:styleId="BangThngthng">
